--- a/docs/Plugin_Developer_Manual.docx
+++ b/docs/Plugin_Developer_Manual.docx
@@ -2992,7 +2992,8 @@
     <w:tbl>
       <w:tblPr>
         <w:tblStyle w:val="Table"/>
-        <w:tblW w:type="auto" w:w="0"/>
+        <w:tblW w:type="pct" w:w="5000"/>
+        <w:tblLayout w:type="fixed"/>
         <w:tblLook w:firstRow="1" w:lastRow="0" w:firstColumn="0" w:lastColumn="0" w:noHBand="0" w:noVBand="0" w:val="0020"/>
       </w:tblPr>
       <w:tblGrid>
@@ -3203,6 +3204,75 @@
           </w:p>
         </w:tc>
       </w:tr>
+      <w:tr>
+        <w:tc>
+          <w:tcPr/>
+          <w:p>
+            <w:pPr>
+              <w:pStyle w:val="Compact"/>
+            </w:pPr>
+            <w:r>
+              <w:rPr>
+                <w:rStyle w:val="VerbatimChar"/>
+              </w:rPr>
+              <w:t xml:space="preserve">Path</w:t>
+            </w:r>
+          </w:p>
+        </w:tc>
+        <w:tc>
+          <w:tcPr/>
+          <w:p>
+            <w:pPr>
+              <w:pStyle w:val="Compact"/>
+            </w:pPr>
+            <w:r>
+              <w:t xml:space="preserve">full path of the file on the source (empty for the Example line), so a library can read the file itself, for example to tell thermal from color pictures</w:t>
+            </w:r>
+          </w:p>
+        </w:tc>
+      </w:tr>
+      <w:tr>
+        <w:tc>
+          <w:tcPr/>
+          <w:p>
+            <w:pPr>
+              <w:pStyle w:val="Compact"/>
+            </w:pPr>
+            <w:r>
+              <w:rPr>
+                <w:rStyle w:val="VerbatimChar"/>
+              </w:rPr>
+              <w:t xml:space="preserve">Size</w:t>
+            </w:r>
+          </w:p>
+        </w:tc>
+        <w:tc>
+          <w:tcPr/>
+          <w:p>
+            <w:pPr>
+              <w:pStyle w:val="Compact"/>
+            </w:pPr>
+            <w:r>
+              <w:t xml:space="preserve">file size in bytes (with</w:t>
+            </w:r>
+            <w:r>
+              <w:t xml:space="preserve"> </w:t>
+            </w:r>
+            <w:r>
+              <w:rPr>
+                <w:rStyle w:val="VerbatimChar"/>
+              </w:rPr>
+              <w:t xml:space="preserve">Path</w:t>
+            </w:r>
+            <w:r>
+              <w:t xml:space="preserve"> </w:t>
+            </w:r>
+            <w:r>
+              <w:t xml:space="preserve">a good key for remembering what was read)</w:t>
+            </w:r>
+          </w:p>
+        </w:tc>
+      </w:tr>
     </w:tbl>
     <w:p>
       <w:pPr>
@@ -3224,7 +3294,16 @@
         <w:t xml:space="preserve"> </w:t>
       </w:r>
       <w:r>
-        <w:t xml:space="preserve">fast and free of file or network access.</w:t>
+        <w:t xml:space="preserve">fast. If it reads the file (</w:t>
+      </w:r>
+      <w:r>
+        <w:rPr>
+          <w:rStyle w:val="VerbatimChar"/>
+        </w:rPr>
+        <w:t xml:space="preserve">Path</w:t>
+      </w:r>
+      <w:r>
+        <w:t xml:space="preserve">), read only the start or the header, and remember the answer by path and size, so each file is read once. No network access.</w:t>
       </w:r>
     </w:p>
     <w:p>

--- a/docs/Plugin_Developer_Manual.docx
+++ b/docs/Plugin_Developer_Manual.docx
@@ -733,10 +733,13 @@
           <w:b/>
           <w:bCs/>
         </w:rPr>
-        <w:t xml:space="preserve">Preferences &gt; Plug-ins</w:t>
-      </w:r>
-      <w:r>
-        <w:t xml:space="preserve">. The library is listed as</w:t>
+        <w:t xml:space="preserve">File &gt; Plug-ins…</w:t>
+      </w:r>
+      <w:r>
+        <w:t xml:space="preserve"> </w:t>
+      </w:r>
+      <w:r>
+        <w:t xml:space="preserve">(the Plug-ins tab of Preferences). The library is listed as</w:t>
       </w:r>
       <w:r>
         <w:t xml:space="preserve"> </w:t>

--- a/docs/Plugin_Developer_Manual.docx
+++ b/docs/Plugin_Developer_Manual.docx
@@ -3757,7 +3757,7 @@
         <w:t xml:space="preserve">%3B</w:t>
       </w:r>
       <w:r>
-        <w:t xml:space="preserve">).</w:t>
+        <w:t xml:space="preserve">). User profiles are copies of the settings file, so they keep the values, the on/off state and the order of the plug-ins too.</w:t>
       </w:r>
     </w:p>
     <w:p>

--- a/docs/Plugin_Developer_Manual.docx
+++ b/docs/Plugin_Developer_Manual.docx
@@ -3828,7 +3828,7 @@
         </w:numPr>
       </w:pPr>
       <w:r>
-        <w:t xml:space="preserve">If a switched-on library cannot be loaded (missing, 32-bit, wrong system, other interface version), it is</w:t>
+        <w:t xml:space="preserve">If a switched-on library cannot be loaded (32-bit, wrong system, other interface version), it is</w:t>
       </w:r>
       <w:r>
         <w:t xml:space="preserve"> </w:t>
@@ -3845,6 +3845,33 @@
       </w:r>
       <w:r>
         <w:t xml:space="preserve">and the user is told why, after the start-up screen.</w:t>
+      </w:r>
+    </w:p>
+    <w:p>
+      <w:pPr>
+        <w:pStyle w:val="Compact"/>
+        <w:numPr>
+          <w:ilvl w:val="0"/>
+          <w:numId w:val="1005"/>
+        </w:numPr>
+      </w:pPr>
+      <w:r>
+        <w:t xml:space="preserve">A library whose file was deleted leaves the Plug-ins list at the next start (logged). Its values stay in</w:t>
+      </w:r>
+      <w:r>
+        <w:t xml:space="preserve"> </w:t>
+      </w:r>
+      <w:r>
+        <w:rPr>
+          <w:rStyle w:val="VerbatimChar"/>
+        </w:rPr>
+        <w:t xml:space="preserve">[PluginOpts]</w:t>
+      </w:r>
+      <w:r>
+        <w:t xml:space="preserve"> </w:t>
+      </w:r>
+      <w:r>
+        <w:t xml:space="preserve">for a later reinstall. A library that is installed but missing from a loaded user profile is added to the list, switched off.</w:t>
       </w:r>
     </w:p>
     <w:p>

--- a/docs/Plugin_Developer_Manual.docx
+++ b/docs/Plugin_Developer_Manual.docx
@@ -2919,7 +2919,34 @@
         <w:t xml:space="preserve"> </w:t>
       </w:r>
       <w:r>
-        <w:t xml:space="preserve">after the user chooses a folder, the download path becomes that folder plus the token part of the current path when it already uses the library’s tokens (so the user’s own layout is kept), otherwise plus</w:t>
+        <w:t xml:space="preserve">after the user chooses a folder, the download path becomes that folder plus the token part of the current path when that still holds the first token of</w:t>
+      </w:r>
+      <w:r>
+        <w:t xml:space="preserve"> </w:t>
+      </w:r>
+      <w:r>
+        <w:rPr>
+          <w:rStyle w:val="VerbatimChar"/>
+        </w:rPr>
+        <w:t xml:space="preserve">DestTemplate</w:t>
+      </w:r>
+      <w:r>
+        <w:t xml:space="preserve"> </w:t>
+      </w:r>
+      <w:r>
+        <w:t xml:space="preserve">(so the user’s own layout is kept), otherwise plus</w:t>
+      </w:r>
+      <w:r>
+        <w:t xml:space="preserve"> </w:t>
+      </w:r>
+      <w:r>
+        <w:rPr>
+          <w:rStyle w:val="VerbatimChar"/>
+        </w:rPr>
+        <w:t xml:space="preserve">DestTemplate</w:t>
+      </w:r>
+      <w:r>
+        <w:t xml:space="preserve">. When the window opens, a download path without that token is put back to the destination plus</w:t>
       </w:r>
       <w:r>
         <w:t xml:space="preserve"> </w:t>
@@ -3626,7 +3653,39 @@
         <w:t xml:space="preserve"> </w:t>
       </w:r>
       <w:r>
-        <w:t xml:space="preserve">before a download the user started (not with automation), every switched-on library with fields shows its window, in the order of the Plug-ins list.</w:t>
+        <w:t xml:space="preserve">before a download the user started with</w:t>
+      </w:r>
+      <w:r>
+        <w:t xml:space="preserve"> </w:t>
+      </w:r>
+      <w:r>
+        <w:rPr>
+          <w:b/>
+          <w:bCs/>
+        </w:rPr>
+        <w:t xml:space="preserve">Download Selected</w:t>
+      </w:r>
+      <w:r>
+        <w:t xml:space="preserve"> </w:t>
+      </w:r>
+      <w:r>
+        <w:t xml:space="preserve">or</w:t>
+      </w:r>
+      <w:r>
+        <w:t xml:space="preserve"> </w:t>
+      </w:r>
+      <w:r>
+        <w:rPr>
+          <w:b/>
+          <w:bCs/>
+        </w:rPr>
+        <w:t xml:space="preserve">Download All</w:t>
+      </w:r>
+      <w:r>
+        <w:t xml:space="preserve"> </w:t>
+      </w:r>
+      <w:r>
+        <w:t xml:space="preserve">(not with automation), every switched-on library with fields shows its window, in the order of the Plug-ins list.</w:t>
       </w:r>
       <w:r>
         <w:t xml:space="preserve"> </w:t>

--- a/docs/Plugin_Developer_Manual.docx
+++ b/docs/Plugin_Developer_Manual.docx
@@ -3554,6 +3554,42 @@
             </w:r>
             <w:r>
               <w:t xml:space="preserve">)</w:t>
+            </w:r>
+          </w:p>
+        </w:tc>
+      </w:tr>
+      <w:tr>
+        <w:tc>
+          <w:tcPr/>
+          <w:p>
+            <w:pPr>
+              <w:pStyle w:val="Compact"/>
+            </w:pPr>
+            <w:r>
+              <w:rPr>
+                <w:rStyle w:val="VerbatimChar"/>
+              </w:rPr>
+              <w:t xml:space="preserve">Invalid.&lt;key&gt;</w:t>
+            </w:r>
+          </w:p>
+        </w:tc>
+        <w:tc>
+          <w:tcPr/>
+          <w:p>
+            <w:pPr>
+              <w:pStyle w:val="Compact"/>
+            </w:pPr>
+            <w:r>
+              <w:rPr>
+                <w:rStyle w:val="VerbatimChar"/>
+              </w:rPr>
+              <w:t xml:space="preserve">1</w:t>
+            </w:r>
+            <w:r>
+              <w:t xml:space="preserve"> </w:t>
+            </w:r>
+            <w:r>
+              <w:t xml:space="preserve">= that field breaks its rule: its box is shown light red with dark red text until it is right</w:t>
             </w:r>
           </w:p>
         </w:tc>

--- a/docs/Plugin_Developer_Manual.docx
+++ b/docs/Plugin_Developer_Manual.docx
@@ -298,7 +298,20 @@
         <w:pStyle w:val="BodyText"/>
       </w:pPr>
       <w:r>
-        <w:t xml:space="preserve">Not in version 1: code that runs after each file or after the download (for example converting files). See</w:t>
+        <w:t xml:space="preserve">A plug-in can also be a</w:t>
+      </w:r>
+      <w:r>
+        <w:t xml:space="preserve"> </w:t>
+      </w:r>
+      <w:r>
+        <w:rPr>
+          <w:b/>
+          <w:bCs/>
+        </w:rPr>
+        <w:t xml:space="preserve">program plug-in</w:t>
+      </w:r>
+      <w:r>
+        <w:t xml:space="preserve">: a small</w:t>
       </w:r>
       <w:r>
         <w:t xml:space="preserve"> </w:t>
@@ -307,10 +320,25 @@
         <w:rPr>
           <w:rStyle w:val="VerbatimChar"/>
         </w:rPr>
+        <w:t xml:space="preserve">.plugin.ini</w:t>
+      </w:r>
+      <w:r>
+        <w:t xml:space="preserve"> </w:t>
+      </w:r>
+      <w:r>
+        <w:t xml:space="preserve">text file that names an existing program to run on each downloaded file (section 7), with no code to write. Plug-in libraries cannot yet run code after each file; see</w:t>
+      </w:r>
+      <w:r>
+        <w:t xml:space="preserve"> </w:t>
+      </w:r>
+      <w:r>
+        <w:rPr>
+          <w:rStyle w:val="VerbatimChar"/>
+        </w:rPr>
         <w:t xml:space="preserve">docs/Plugin_Plan.md</w:t>
       </w:r>
       <w:r>
-        <w:t xml:space="preserve">. Those will be optional additions, so version 1 libraries keep working.</w:t>
+        <w:t xml:space="preserve">.</w:t>
       </w:r>
     </w:p>
     <w:p>
@@ -4108,9 +4136,9 @@
       <w:pPr>
         <w:pStyle w:val="Heading1"/>
       </w:pPr>
-      <w:bookmarkStart w:id="21" w:name="_98c05933d6fb2599a2fc70a1f1ec9e1be0286e9"/>
-      <w:r>
-        <w:t xml:space="preserve">7. The program side (for Photo Downloader developers)</w:t>
+      <w:bookmarkStart w:id="21" w:name="_9aaf2baf21b701ca65e29fb18a6509bbae57d8e"/>
+      <w:r>
+        <w:t xml:space="preserve">7. Program plug-ins (.plugin.ini)</w:t>
       </w:r>
       <w:bookmarkEnd w:id="21"/>
     </w:p>
@@ -4119,16 +4147,925 @@
         <w:pStyle w:val="FirstParagraph"/>
       </w:pPr>
       <w:r>
+        <w:t xml:space="preserve">A program plug-in runs an existing program (for example a DNG converter) on each downloaded file. Nothing is compiled: the plug-in is a text file</w:t>
+      </w:r>
+      <w:r>
+        <w:t xml:space="preserve"> </w:t>
+      </w:r>
+      <w:r>
         <w:rPr>
           <w:rStyle w:val="VerbatimChar"/>
         </w:rPr>
+        <w:t xml:space="preserve">&lt;key&gt;.plugin.ini</w:t>
+      </w:r>
+      <w:r>
+        <w:t xml:space="preserve"> </w:t>
+      </w:r>
+      <w:r>
+        <w:t xml:space="preserve">in a plugins folder (the same folders as for libraries). The program runs as a separate process, started directly without a shell, with its arguments passed one by one, so a file name can never start another command. Examples:</w:t>
+      </w:r>
+      <w:r>
+        <w:t xml:space="preserve"> </w:t>
+      </w:r>
+      <w:r>
+        <w:rPr>
+          <w:rStyle w:val="VerbatimChar"/>
+        </w:rPr>
+        <w:t xml:space="preserve">plugins/dng-converter/adobe_dng_converter.plugin.ini</w:t>
+      </w:r>
+      <w:r>
+        <w:t xml:space="preserve"> </w:t>
+      </w:r>
+      <w:r>
+        <w:t xml:space="preserve">and</w:t>
+      </w:r>
+      <w:r>
+        <w:t xml:space="preserve"> </w:t>
+      </w:r>
+      <w:r>
+        <w:rPr>
+          <w:rStyle w:val="VerbatimChar"/>
+        </w:rPr>
+        <w:t xml:space="preserve">dnglab.plugin.ini</w:t>
+      </w:r>
+      <w:r>
+        <w:t xml:space="preserve">.</w:t>
+      </w:r>
+    </w:p>
+    <w:p>
+      <w:pPr>
+        <w:pStyle w:val="SourceCode"/>
+      </w:pPr>
+      <w:r>
+        <w:rPr>
+          <w:rStyle w:val="KeywordTok"/>
+        </w:rPr>
+        <w:t xml:space="preserve">[Plugin]</w:t>
+      </w:r>
+      <w:r>
+        <w:br/>
+      </w:r>
+      <w:r>
+        <w:rPr>
+          <w:rStyle w:val="DataTypeTok"/>
+        </w:rPr>
+        <w:t xml:space="preserve">Name</w:t>
+      </w:r>
+      <w:r>
+        <w:rPr>
+          <w:rStyle w:val="OtherTok"/>
+        </w:rPr>
+        <w:t xml:space="preserve">=</w:t>
+      </w:r>
+      <w:r>
+        <w:rPr>
+          <w:rStyle w:val="StringTok"/>
+        </w:rPr>
+        <w:t xml:space="preserve">DNG Converter (dnglab)</w:t>
+      </w:r>
+      <w:r>
+        <w:br/>
+      </w:r>
+      <w:r>
+        <w:rPr>
+          <w:rStyle w:val="DataTypeTok"/>
+        </w:rPr>
+        <w:t xml:space="preserve">Description</w:t>
+      </w:r>
+      <w:r>
+        <w:rPr>
+          <w:rStyle w:val="OtherTok"/>
+        </w:rPr>
+        <w:t xml:space="preserve">=</w:t>
+      </w:r>
+      <w:r>
+        <w:rPr>
+          <w:rStyle w:val="StringTok"/>
+        </w:rPr>
+        <w:t xml:space="preserve">Makes a DNG copy of each downloaded raw file. The raw file is kept.</w:t>
+      </w:r>
+      <w:r>
+        <w:br/>
+      </w:r>
+      <w:r>
+        <w:rPr>
+          <w:rStyle w:val="DataTypeTok"/>
+        </w:rPr>
+        <w:t xml:space="preserve">Version</w:t>
+      </w:r>
+      <w:r>
+        <w:rPr>
+          <w:rStyle w:val="OtherTok"/>
+        </w:rPr>
+        <w:t xml:space="preserve">=</w:t>
+      </w:r>
+      <w:r>
+        <w:rPr>
+          <w:rStyle w:val="StringTok"/>
+        </w:rPr>
+        <w:t xml:space="preserve">1.0.0</w:t>
+      </w:r>
+      <w:r>
+        <w:br/>
+      </w:r>
+      <w:r>
+        <w:rPr>
+          <w:rStyle w:val="DataTypeTok"/>
+        </w:rPr>
+        <w:t xml:space="preserve">Hook</w:t>
+      </w:r>
+      <w:r>
+        <w:rPr>
+          <w:rStyle w:val="OtherTok"/>
+        </w:rPr>
+        <w:t xml:space="preserve">=</w:t>
+      </w:r>
+      <w:r>
+        <w:rPr>
+          <w:rStyle w:val="StringTok"/>
+        </w:rPr>
+        <w:t xml:space="preserve">AfterFile</w:t>
+      </w:r>
+      <w:r>
+        <w:br/>
+      </w:r>
+      <w:r>
+        <w:rPr>
+          <w:rStyle w:val="DataTypeTok"/>
+        </w:rPr>
+        <w:t xml:space="preserve">FileTypes</w:t>
+      </w:r>
+      <w:r>
+        <w:rPr>
+          <w:rStyle w:val="OtherTok"/>
+        </w:rPr>
+        <w:t xml:space="preserve">=</w:t>
+      </w:r>
+      <w:r>
+        <w:rPr>
+          <w:rStyle w:val="StringTok"/>
+        </w:rPr>
+        <w:t xml:space="preserve">.nef;.cr2;.arw</w:t>
+      </w:r>
+      <w:r>
+        <w:br/>
+      </w:r>
+      <w:r>
+        <w:rPr>
+          <w:rStyle w:val="DataTypeTok"/>
+        </w:rPr>
+        <w:t xml:space="preserve">Platforms</w:t>
+      </w:r>
+      <w:r>
+        <w:rPr>
+          <w:rStyle w:val="OtherTok"/>
+        </w:rPr>
+        <w:t xml:space="preserve">=</w:t>
+      </w:r>
+      <w:r>
+        <w:rPr>
+          <w:rStyle w:val="StringTok"/>
+        </w:rPr>
+        <w:t xml:space="preserve">windows;linux</w:t>
+      </w:r>
+      <w:r>
+        <w:br/>
+      </w:r>
+      <w:r>
+        <w:br/>
+      </w:r>
+      <w:r>
+        <w:rPr>
+          <w:rStyle w:val="KeywordTok"/>
+        </w:rPr>
+        <w:t xml:space="preserve">[Run]</w:t>
+      </w:r>
+      <w:r>
+        <w:br/>
+      </w:r>
+      <w:r>
+        <w:rPr>
+          <w:rStyle w:val="DataTypeTok"/>
+        </w:rPr>
+        <w:t xml:space="preserve">Windows</w:t>
+      </w:r>
+      <w:r>
+        <w:rPr>
+          <w:rStyle w:val="OtherTok"/>
+        </w:rPr>
+        <w:t xml:space="preserve">=</w:t>
+      </w:r>
+      <w:r>
+        <w:rPr>
+          <w:rStyle w:val="StringTok"/>
+        </w:rPr>
+        <w:t xml:space="preserve">dnglab.exe</w:t>
+      </w:r>
+      <w:r>
+        <w:br/>
+      </w:r>
+      <w:r>
+        <w:rPr>
+          <w:rStyle w:val="DataTypeTok"/>
+        </w:rPr>
+        <w:t xml:space="preserve">Linux</w:t>
+      </w:r>
+      <w:r>
+        <w:rPr>
+          <w:rStyle w:val="OtherTok"/>
+        </w:rPr>
+        <w:t xml:space="preserve">=</w:t>
+      </w:r>
+      <w:r>
+        <w:rPr>
+          <w:rStyle w:val="StringTok"/>
+        </w:rPr>
+        <w:t xml:space="preserve">dnglab</w:t>
+      </w:r>
+      <w:r>
+        <w:br/>
+      </w:r>
+      <w:r>
+        <w:rPr>
+          <w:rStyle w:val="DataTypeTok"/>
+        </w:rPr>
+        <w:t xml:space="preserve">Args</w:t>
+      </w:r>
+      <w:r>
+        <w:rPr>
+          <w:rStyle w:val="OtherTok"/>
+        </w:rPr>
+        <w:t xml:space="preserve">=</w:t>
+      </w:r>
+      <w:r>
+        <w:rPr>
+          <w:rStyle w:val="StringTok"/>
+        </w:rPr>
+        <w:t xml:space="preserve">convert "{file}" "{folder}{sep}{name}.dng"</w:t>
+      </w:r>
+      <w:r>
+        <w:br/>
+      </w:r>
+      <w:r>
+        <w:rPr>
+          <w:rStyle w:val="DataTypeTok"/>
+        </w:rPr>
+        <w:t xml:space="preserve">Output</w:t>
+      </w:r>
+      <w:r>
+        <w:rPr>
+          <w:rStyle w:val="OtherTok"/>
+        </w:rPr>
+        <w:t xml:space="preserve">=</w:t>
+      </w:r>
+      <w:r>
+        <w:rPr>
+          <w:rStyle w:val="StringTok"/>
+        </w:rPr>
+        <w:t xml:space="preserve">{folder}{sep}{name}.dng</w:t>
+      </w:r>
+      <w:r>
+        <w:br/>
+      </w:r>
+      <w:r>
+        <w:rPr>
+          <w:rStyle w:val="DataTypeTok"/>
+        </w:rPr>
+        <w:t xml:space="preserve">TimeoutSec</w:t>
+      </w:r>
+      <w:r>
+        <w:rPr>
+          <w:rStyle w:val="OtherTok"/>
+        </w:rPr>
+        <w:t xml:space="preserve">=</w:t>
+      </w:r>
+      <w:r>
+        <w:rPr>
+          <w:rStyle w:val="DecValTok"/>
+        </w:rPr>
+        <w:t xml:space="preserve">300</w:t>
+      </w:r>
+    </w:p>
+    <w:tbl>
+      <w:tblPr>
+        <w:tblStyle w:val="Table"/>
+        <w:tblW w:type="pct" w:w="5000"/>
+        <w:tblLayout w:type="fixed"/>
+        <w:tblLook w:firstRow="1" w:lastRow="0" w:firstColumn="0" w:lastColumn="0" w:noHBand="0" w:noVBand="0" w:val="0020"/>
+      </w:tblPr>
+      <w:tblGrid>
+        <w:gridCol w:w="3960"/>
+        <w:gridCol w:w="3960"/>
+      </w:tblGrid>
+      <w:tr>
+        <w:trPr>
+          <w:tblHeader w:val="on"/>
+        </w:trPr>
+        <w:tc>
+          <w:tcPr/>
+          <w:p>
+            <w:pPr>
+              <w:pStyle w:val="Compact"/>
+            </w:pPr>
+            <w:r>
+              <w:t xml:space="preserve">Key</w:t>
+            </w:r>
+          </w:p>
+        </w:tc>
+        <w:tc>
+          <w:tcPr/>
+          <w:p>
+            <w:pPr>
+              <w:pStyle w:val="Compact"/>
+            </w:pPr>
+            <w:r>
+              <w:t xml:space="preserve">Meaning</w:t>
+            </w:r>
+          </w:p>
+        </w:tc>
+      </w:tr>
+      <w:tr>
+        <w:tc>
+          <w:tcPr/>
+          <w:p>
+            <w:pPr>
+              <w:pStyle w:val="Compact"/>
+            </w:pPr>
+            <w:r>
+              <w:rPr>
+                <w:rStyle w:val="VerbatimChar"/>
+              </w:rPr>
+              <w:t xml:space="preserve">Name</w:t>
+            </w:r>
+            <w:r>
+              <w:t xml:space="preserve">,</w:t>
+            </w:r>
+            <w:r>
+              <w:t xml:space="preserve"> </w:t>
+            </w:r>
+            <w:r>
+              <w:rPr>
+                <w:rStyle w:val="VerbatimChar"/>
+              </w:rPr>
+              <w:t xml:space="preserve">Description</w:t>
+            </w:r>
+            <w:r>
+              <w:t xml:space="preserve">,</w:t>
+            </w:r>
+            <w:r>
+              <w:t xml:space="preserve"> </w:t>
+            </w:r>
+            <w:r>
+              <w:rPr>
+                <w:rStyle w:val="VerbatimChar"/>
+              </w:rPr>
+              <w:t xml:space="preserve">Version</w:t>
+            </w:r>
+          </w:p>
+        </w:tc>
+        <w:tc>
+          <w:tcPr/>
+          <w:p>
+            <w:pPr>
+              <w:pStyle w:val="Compact"/>
+            </w:pPr>
+            <w:r>
+              <w:t xml:space="preserve">shown on the Plug-ins tab</w:t>
+            </w:r>
+          </w:p>
+        </w:tc>
+      </w:tr>
+      <w:tr>
+        <w:tc>
+          <w:tcPr/>
+          <w:p>
+            <w:pPr>
+              <w:pStyle w:val="Compact"/>
+            </w:pPr>
+            <w:r>
+              <w:rPr>
+                <w:rStyle w:val="VerbatimChar"/>
+              </w:rPr>
+              <w:t xml:space="preserve">Hook</w:t>
+            </w:r>
+          </w:p>
+        </w:tc>
+        <w:tc>
+          <w:tcPr/>
+          <w:p>
+            <w:pPr>
+              <w:pStyle w:val="Compact"/>
+            </w:pPr>
+            <w:r>
+              <w:t xml:space="preserve">when it runs;</w:t>
+            </w:r>
+            <w:r>
+              <w:t xml:space="preserve"> </w:t>
+            </w:r>
+            <w:r>
+              <w:rPr>
+                <w:rStyle w:val="VerbatimChar"/>
+              </w:rPr>
+              <w:t xml:space="preserve">AfterFile</w:t>
+            </w:r>
+            <w:r>
+              <w:t xml:space="preserve"> </w:t>
+            </w:r>
+            <w:r>
+              <w:t xml:space="preserve">(after each downloaded file) is the only one so far</w:t>
+            </w:r>
+          </w:p>
+        </w:tc>
+      </w:tr>
+      <w:tr>
+        <w:tc>
+          <w:tcPr/>
+          <w:p>
+            <w:pPr>
+              <w:pStyle w:val="Compact"/>
+            </w:pPr>
+            <w:r>
+              <w:rPr>
+                <w:rStyle w:val="VerbatimChar"/>
+              </w:rPr>
+              <w:t xml:space="preserve">FileTypes</w:t>
+            </w:r>
+          </w:p>
+        </w:tc>
+        <w:tc>
+          <w:tcPr/>
+          <w:p>
+            <w:pPr>
+              <w:pStyle w:val="Compact"/>
+            </w:pPr>
+            <w:r>
+              <w:t xml:space="preserve">extensions it works on, separated by</w:t>
+            </w:r>
+            <w:r>
+              <w:t xml:space="preserve"> </w:t>
+            </w:r>
+            <w:r>
+              <w:rPr>
+                <w:rStyle w:val="VerbatimChar"/>
+              </w:rPr>
+              <w:t xml:space="preserve">;</w:t>
+            </w:r>
+            <w:r>
+              <w:t xml:space="preserve"> </w:t>
+            </w:r>
+            <w:r>
+              <w:t xml:space="preserve">(empty = every file)</w:t>
+            </w:r>
+          </w:p>
+        </w:tc>
+      </w:tr>
+      <w:tr>
+        <w:tc>
+          <w:tcPr/>
+          <w:p>
+            <w:pPr>
+              <w:pStyle w:val="Compact"/>
+            </w:pPr>
+            <w:r>
+              <w:rPr>
+                <w:rStyle w:val="VerbatimChar"/>
+              </w:rPr>
+              <w:t xml:space="preserve">Platforms</w:t>
+            </w:r>
+          </w:p>
+        </w:tc>
+        <w:tc>
+          <w:tcPr/>
+          <w:p>
+            <w:pPr>
+              <w:pStyle w:val="Compact"/>
+            </w:pPr>
+            <w:r>
+              <w:rPr>
+                <w:rStyle w:val="VerbatimChar"/>
+              </w:rPr>
+              <w:t xml:space="preserve">windows</w:t>
+            </w:r>
+            <w:r>
+              <w:t xml:space="preserve">,</w:t>
+            </w:r>
+            <w:r>
+              <w:t xml:space="preserve"> </w:t>
+            </w:r>
+            <w:r>
+              <w:rPr>
+                <w:rStyle w:val="VerbatimChar"/>
+              </w:rPr>
+              <w:t xml:space="preserve">linux</w:t>
+            </w:r>
+            <w:r>
+              <w:t xml:space="preserve"> </w:t>
+            </w:r>
+            <w:r>
+              <w:t xml:space="preserve">or both (empty = both); the plug-in is not offered on other systems</w:t>
+            </w:r>
+          </w:p>
+        </w:tc>
+      </w:tr>
+      <w:tr>
+        <w:tc>
+          <w:tcPr/>
+          <w:p>
+            <w:pPr>
+              <w:pStyle w:val="Compact"/>
+            </w:pPr>
+            <w:r>
+              <w:rPr>
+                <w:rStyle w:val="VerbatimChar"/>
+              </w:rPr>
+              <w:t xml:space="preserve">Windows</w:t>
+            </w:r>
+            <w:r>
+              <w:t xml:space="preserve">,</w:t>
+            </w:r>
+            <w:r>
+              <w:t xml:space="preserve"> </w:t>
+            </w:r>
+            <w:r>
+              <w:rPr>
+                <w:rStyle w:val="VerbatimChar"/>
+              </w:rPr>
+              <w:t xml:space="preserve">Linux</w:t>
+            </w:r>
+          </w:p>
+        </w:tc>
+        <w:tc>
+          <w:tcPr/>
+          <w:p>
+            <w:pPr>
+              <w:pStyle w:val="Compact"/>
+            </w:pPr>
+            <w:r>
+              <w:t xml:space="preserve">the program on each system: a full path, or a bare name that is looked up on the PATH. The user can choose another path with</w:t>
+            </w:r>
+            <w:r>
+              <w:t xml:space="preserve"> </w:t>
+            </w:r>
+            <w:r>
+              <w:rPr>
+                <w:b/>
+                <w:bCs/>
+              </w:rPr>
+              <w:t xml:space="preserve">Setup…</w:t>
+            </w:r>
+            <w:r>
+              <w:t xml:space="preserve"> </w:t>
+            </w:r>
+            <w:r>
+              <w:t xml:space="preserve">(stored as</w:t>
+            </w:r>
+            <w:r>
+              <w:t xml:space="preserve"> </w:t>
+            </w:r>
+            <w:r>
+              <w:rPr>
+                <w:rStyle w:val="VerbatimChar"/>
+              </w:rPr>
+              <w:t xml:space="preserve">Program=</w:t>
+            </w:r>
+            <w:r>
+              <w:t xml:space="preserve"> </w:t>
+            </w:r>
+            <w:r>
+              <w:t xml:space="preserve">in</w:t>
+            </w:r>
+            <w:r>
+              <w:t xml:space="preserve"> </w:t>
+            </w:r>
+            <w:r>
+              <w:rPr>
+                <w:rStyle w:val="VerbatimChar"/>
+              </w:rPr>
+              <w:t xml:space="preserve">[PluginOpts]</w:t>
+            </w:r>
+            <w:r>
+              <w:t xml:space="preserve">)</w:t>
+            </w:r>
+          </w:p>
+        </w:tc>
+      </w:tr>
+      <w:tr>
+        <w:tc>
+          <w:tcPr/>
+          <w:p>
+            <w:pPr>
+              <w:pStyle w:val="Compact"/>
+            </w:pPr>
+            <w:r>
+              <w:rPr>
+                <w:rStyle w:val="VerbatimChar"/>
+              </w:rPr>
+              <w:t xml:space="preserve">Args</w:t>
+            </w:r>
+          </w:p>
+        </w:tc>
+        <w:tc>
+          <w:tcPr/>
+          <w:p>
+            <w:pPr>
+              <w:pStyle w:val="Compact"/>
+            </w:pPr>
+            <w:r>
+              <w:t xml:space="preserve">the arguments; double quotes keep a path with blanks together</w:t>
+            </w:r>
+          </w:p>
+        </w:tc>
+      </w:tr>
+      <w:tr>
+        <w:tc>
+          <w:tcPr/>
+          <w:p>
+            <w:pPr>
+              <w:pStyle w:val="Compact"/>
+            </w:pPr>
+            <w:r>
+              <w:rPr>
+                <w:rStyle w:val="VerbatimChar"/>
+              </w:rPr>
+              <w:t xml:space="preserve">Output</w:t>
+            </w:r>
+          </w:p>
+        </w:tc>
+        <w:tc>
+          <w:tcPr/>
+          <w:p>
+            <w:pPr>
+              <w:pStyle w:val="Compact"/>
+            </w:pPr>
+            <w:r>
+              <w:t xml:space="preserve">optional: the file the program makes. If it already exists, the step is skipped; if it is missing afterwards, the step failed</w:t>
+            </w:r>
+          </w:p>
+        </w:tc>
+      </w:tr>
+      <w:tr>
+        <w:tc>
+          <w:tcPr/>
+          <w:p>
+            <w:pPr>
+              <w:pStyle w:val="Compact"/>
+            </w:pPr>
+            <w:r>
+              <w:rPr>
+                <w:rStyle w:val="VerbatimChar"/>
+              </w:rPr>
+              <w:t xml:space="preserve">TimeoutSec</w:t>
+            </w:r>
+          </w:p>
+        </w:tc>
+        <w:tc>
+          <w:tcPr/>
+          <w:p>
+            <w:pPr>
+              <w:pStyle w:val="Compact"/>
+            </w:pPr>
+            <w:r>
+              <w:t xml:space="preserve">the program is stopped after this many seconds (failed); default 300</w:t>
+            </w:r>
+          </w:p>
+        </w:tc>
+      </w:tr>
+    </w:tbl>
+    <w:p>
+      <w:pPr>
+        <w:pStyle w:val="FirstParagraph"/>
+      </w:pPr>
+      <w:r>
+        <w:rPr>
+          <w:b/>
+          <w:bCs/>
+        </w:rPr>
+        <w:t xml:space="preserve">Placeholders</w:t>
+      </w:r>
+      <w:r>
+        <w:t xml:space="preserve"> </w:t>
+      </w:r>
+      <w:r>
+        <w:t xml:space="preserve">in</w:t>
+      </w:r>
+      <w:r>
+        <w:t xml:space="preserve"> </w:t>
+      </w:r>
+      <w:r>
+        <w:rPr>
+          <w:rStyle w:val="VerbatimChar"/>
+        </w:rPr>
+        <w:t xml:space="preserve">Args</w:t>
+      </w:r>
+      <w:r>
+        <w:t xml:space="preserve"> </w:t>
+      </w:r>
+      <w:r>
+        <w:t xml:space="preserve">and</w:t>
+      </w:r>
+      <w:r>
+        <w:t xml:space="preserve"> </w:t>
+      </w:r>
+      <w:r>
+        <w:rPr>
+          <w:rStyle w:val="VerbatimChar"/>
+        </w:rPr>
+        <w:t xml:space="preserve">Output</w:t>
+      </w:r>
+      <w:r>
+        <w:t xml:space="preserve">:</w:t>
+      </w:r>
+      <w:r>
+        <w:t xml:space="preserve"> </w:t>
+      </w:r>
+      <w:r>
+        <w:rPr>
+          <w:rStyle w:val="VerbatimChar"/>
+        </w:rPr>
+        <w:t xml:space="preserve">{file}</w:t>
+      </w:r>
+      <w:r>
+        <w:t xml:space="preserve"> </w:t>
+      </w:r>
+      <w:r>
+        <w:t xml:space="preserve">the downloaded file,</w:t>
+      </w:r>
+      <w:r>
+        <w:t xml:space="preserve"> </w:t>
+      </w:r>
+      <w:r>
+        <w:rPr>
+          <w:rStyle w:val="VerbatimChar"/>
+        </w:rPr>
+        <w:t xml:space="preserve">{folder}</w:t>
+      </w:r>
+      <w:r>
+        <w:t xml:space="preserve"> </w:t>
+      </w:r>
+      <w:r>
+        <w:t xml:space="preserve">its folder (without a closing separator),</w:t>
+      </w:r>
+      <w:r>
+        <w:t xml:space="preserve"> </w:t>
+      </w:r>
+      <w:r>
+        <w:rPr>
+          <w:rStyle w:val="VerbatimChar"/>
+        </w:rPr>
+        <w:t xml:space="preserve">{name}</w:t>
+      </w:r>
+      <w:r>
+        <w:t xml:space="preserve"> </w:t>
+      </w:r>
+      <w:r>
+        <w:t xml:space="preserve">its name without extension,</w:t>
+      </w:r>
+      <w:r>
+        <w:t xml:space="preserve"> </w:t>
+      </w:r>
+      <w:r>
+        <w:rPr>
+          <w:rStyle w:val="VerbatimChar"/>
+        </w:rPr>
+        <w:t xml:space="preserve">{ext}</w:t>
+      </w:r>
+      <w:r>
+        <w:t xml:space="preserve"> </w:t>
+      </w:r>
+      <w:r>
+        <w:t xml:space="preserve">its extension without the dot,</w:t>
+      </w:r>
+      <w:r>
+        <w:t xml:space="preserve"> </w:t>
+      </w:r>
+      <w:r>
+        <w:rPr>
+          <w:rStyle w:val="VerbatimChar"/>
+        </w:rPr>
+        <w:t xml:space="preserve">{source}</w:t>
+      </w:r>
+      <w:r>
+        <w:t xml:space="preserve"> </w:t>
+      </w:r>
+      <w:r>
+        <w:t xml:space="preserve">the original file on the card,</w:t>
+      </w:r>
+      <w:r>
+        <w:t xml:space="preserve"> </w:t>
+      </w:r>
+      <w:r>
+        <w:rPr>
+          <w:rStyle w:val="VerbatimChar"/>
+        </w:rPr>
+        <w:t xml:space="preserve">{sep}</w:t>
+      </w:r>
+      <w:r>
+        <w:t xml:space="preserve"> </w:t>
+      </w:r>
+      <w:r>
+        <w:t xml:space="preserve">the folder separator of the system (</w:t>
+      </w:r>
+      <w:r>
+        <w:rPr>
+          <w:rStyle w:val="VerbatimChar"/>
+        </w:rPr>
+        <w:t xml:space="preserve">\</w:t>
+      </w:r>
+      <w:r>
+        <w:t xml:space="preserve"> </w:t>
+      </w:r>
+      <w:r>
+        <w:t xml:space="preserve">or</w:t>
+      </w:r>
+      <w:r>
+        <w:t xml:space="preserve"> </w:t>
+      </w:r>
+      <w:r>
+        <w:rPr>
+          <w:rStyle w:val="VerbatimChar"/>
+        </w:rPr>
+        <w:t xml:space="preserve">/</w:t>
+      </w:r>
+      <w:r>
+        <w:t xml:space="preserve">).</w:t>
+      </w:r>
+    </w:p>
+    <w:p>
+      <w:pPr>
+        <w:pStyle w:val="BodyText"/>
+      </w:pPr>
+      <w:r>
+        <w:rPr>
+          <w:b/>
+          <w:bCs/>
+        </w:rPr>
+        <w:t xml:space="preserve">Result:</w:t>
+      </w:r>
+      <w:r>
+        <w:t xml:space="preserve"> </w:t>
+      </w:r>
+      <w:r>
+        <w:t xml:space="preserve">exit code 0 is success; any other exit code, a missing</w:t>
+      </w:r>
+      <w:r>
+        <w:t xml:space="preserve"> </w:t>
+      </w:r>
+      <w:r>
+        <w:rPr>
+          <w:rStyle w:val="VerbatimChar"/>
+        </w:rPr>
+        <w:t xml:space="preserve">Output</w:t>
+      </w:r>
+      <w:r>
+        <w:t xml:space="preserve"> </w:t>
+      </w:r>
+      <w:r>
+        <w:t xml:space="preserve">file, a timeout or a missing program is a failure. Up to 300 characters of what the program printed are shown in the message and the log. A failed step switches the plug-in off and keeps the original on the card (not offered for deletion). Steps run on the downloaded copy only, never on the backup copy or the original.</w:t>
+      </w:r>
+    </w:p>
+    <w:p>
+      <w:pPr>
+        <w:pStyle w:val="BodyText"/>
+      </w:pPr>
+      <w:r>
+        <w:rPr>
+          <w:b/>
+          <w:bCs/>
+        </w:rPr>
+        <w:t xml:space="preserve">Switching on</w:t>
+      </w:r>
+      <w:r>
+        <w:t xml:space="preserve"> </w:t>
+      </w:r>
+      <w:r>
+        <w:t xml:space="preserve">a program plug-in shows the program and its arguments and asks for confirmation; it cannot be switched on while its program is not found.</w:t>
+      </w:r>
+    </w:p>
+    <w:p>
+      <w:pPr>
+        <w:pStyle w:val="Heading1"/>
+      </w:pPr>
+      <w:bookmarkStart w:id="22" w:name="_98c05933d6fb2599a2fc70a1f1ec9e1be0286e9"/>
+      <w:r>
+        <w:t xml:space="preserve">8. The program side (for Photo Downloader developers)</w:t>
+      </w:r>
+      <w:bookmarkEnd w:id="22"/>
+    </w:p>
+    <w:p>
+      <w:pPr>
+        <w:pStyle w:val="FirstParagraph"/>
+      </w:pPr>
+      <w:r>
+        <w:rPr>
+          <w:rStyle w:val="VerbatimChar"/>
+        </w:rPr>
         <w:t xml:space="preserve">uPlugins.pas</w:t>
       </w:r>
       <w:r>
         <w:t xml:space="preserve"> </w:t>
       </w:r>
       <w:r>
-        <w:t xml:space="preserve">finds and loads libraries, keeps their information and answers plug-in tokens through</w:t>
+        <w:t xml:space="preserve">finds and loads libraries and</w:t>
       </w:r>
       <w:r>
         <w:t xml:space="preserve"> </w:t>
@@ -4137,6 +5074,33 @@
         <w:rPr>
           <w:rStyle w:val="VerbatimChar"/>
         </w:rPr>
+        <w:t xml:space="preserve">.plugin.ini</w:t>
+      </w:r>
+      <w:r>
+        <w:t xml:space="preserve"> </w:t>
+      </w:r>
+      <w:r>
+        <w:t xml:space="preserve">files (</w:t>
+      </w:r>
+      <w:r>
+        <w:rPr>
+          <w:rStyle w:val="VerbatimChar"/>
+        </w:rPr>
+        <w:t xml:space="preserve">uExtPlugin.pas</w:t>
+      </w:r>
+      <w:r>
+        <w:t xml:space="preserve"> </w:t>
+      </w:r>
+      <w:r>
+        <w:t xml:space="preserve">reads and runs those), keeps their information and answers plug-in tokens through</w:t>
+      </w:r>
+      <w:r>
+        <w:t xml:space="preserve"> </w:t>
+      </w:r>
+      <w:r>
+        <w:rPr>
+          <w:rStyle w:val="VerbatimChar"/>
+        </w:rPr>
         <w:t xml:space="preserve">uItems.PluginTokenHook</w:t>
       </w:r>
       <w:r>
@@ -4192,6 +5156,45 @@
           <w:rStyle w:val="VerbatimChar"/>
         </w:rPr>
         <w:t xml:space="preserve">TMainForm.DoDownload</w:t>
+      </w:r>
+      <w:r>
+        <w:t xml:space="preserve">).</w:t>
+      </w:r>
+      <w:r>
+        <w:t xml:space="preserve"> </w:t>
+      </w:r>
+      <w:r>
+        <w:rPr>
+          <w:rStyle w:val="VerbatimChar"/>
+        </w:rPr>
+        <w:t xml:space="preserve">TMainForm.RunPluginSteps</w:t>
+      </w:r>
+      <w:r>
+        <w:t xml:space="preserve"> </w:t>
+      </w:r>
+      <w:r>
+        <w:t xml:space="preserve">runs the steps after each file (JPEG auto profile through</w:t>
+      </w:r>
+      <w:r>
+        <w:t xml:space="preserve"> </w:t>
+      </w:r>
+      <w:r>
+        <w:rPr>
+          <w:rStyle w:val="VerbatimChar"/>
+        </w:rPr>
+        <w:t xml:space="preserve">uIccEmbed.pas</w:t>
+      </w:r>
+      <w:r>
+        <w:t xml:space="preserve">, program plug-ins through</w:t>
+      </w:r>
+      <w:r>
+        <w:t xml:space="preserve"> </w:t>
+      </w:r>
+      <w:r>
+        <w:rPr>
+          <w:rStyle w:val="VerbatimChar"/>
+        </w:rPr>
+        <w:t xml:space="preserve">uExtPlugin.pas</w:t>
       </w:r>
       <w:r>
         <w:t xml:space="preserve">).</w:t>

--- a/docs/Plugin_Developer_Manual.docx
+++ b/docs/Plugin_Developer_Manual.docx
@@ -4701,7 +4701,22 @@
               <w:pStyle w:val="Compact"/>
             </w:pPr>
             <w:r>
-              <w:t xml:space="preserve">the program on each system: a full path, or a bare name that is looked up on the PATH. The user can choose another path with</w:t>
+              <w:t xml:space="preserve">the program on each system: a full path, or a bare name that is looked up on the PATH, then in the folder of the</w:t>
+            </w:r>
+            <w:r>
+              <w:t xml:space="preserve"> </w:t>
+            </w:r>
+            <w:r>
+              <w:rPr>
+                <w:rStyle w:val="VerbatimChar"/>
+              </w:rPr>
+              <w:t xml:space="preserve">.plugin.ini</w:t>
+            </w:r>
+            <w:r>
+              <w:t xml:space="preserve"> </w:t>
+            </w:r>
+            <w:r>
+              <w:t xml:space="preserve">file and its direct subfolders (so a program unzipped next to the plug-in file is found). The user can choose another path with</w:t>
             </w:r>
             <w:r>
               <w:t xml:space="preserve"> </w:t>

--- a/docs/Plugin_Developer_Manual.docx
+++ b/docs/Plugin_Developer_Manual.docx
@@ -580,7 +580,36 @@
         <w:t xml:space="preserve"> </w:t>
       </w:r>
       <w:r>
-        <w:t xml:space="preserve">Copy the file into a</w:t>
+        <w:t xml:space="preserve">In Photo Downloader, open</w:t>
+      </w:r>
+      <w:r>
+        <w:t xml:space="preserve"> </w:t>
+      </w:r>
+      <w:r>
+        <w:rPr>
+          <w:b/>
+          <w:bCs/>
+        </w:rPr>
+        <w:t xml:space="preserve">File &gt; Plug-ins…</w:t>
+      </w:r>
+      <w:r>
+        <w:t xml:space="preserve">, click</w:t>
+      </w:r>
+      <w:r>
+        <w:t xml:space="preserve"> </w:t>
+      </w:r>
+      <w:r>
+        <w:rPr>
+          <w:b/>
+          <w:bCs/>
+        </w:rPr>
+        <w:t xml:space="preserve">Install…</w:t>
+      </w:r>
+      <w:r>
+        <w:t xml:space="preserve"> </w:t>
+      </w:r>
+      <w:r>
+        <w:t xml:space="preserve">and choose the file: it is copied into the first folder below and listed switched off. Or copy the file into a</w:t>
       </w:r>
       <w:r>
         <w:t xml:space="preserve"> </w:t>
@@ -595,7 +624,7 @@
         <w:t xml:space="preserve"> </w:t>
       </w:r>
       <w:r>
-        <w:t xml:space="preserve">folder:</w:t>
+        <w:t xml:space="preserve">folder yourself and restart Photo Downloader:</w:t>
       </w:r>
     </w:p>
     <w:tbl>

--- a/docs/Plugin_Developer_Manual.docx
+++ b/docs/Plugin_Developer_Manual.docx
@@ -835,10 +835,10 @@
           <w:b/>
           <w:bCs/>
         </w:rPr>
-        <w:t xml:space="preserve">Example Plug-in</w:t>
-      </w:r>
-      <w:r>
-        <w:t xml:space="preserve">, and the text below names its tokens.</w:t>
+        <w:t xml:space="preserve">Example Plug-in 1.0.0 (library example_plugin)</w:t>
+      </w:r>
+      <w:r>
+        <w:t xml:space="preserve">, its name and version, and the text below names its tokens.</w:t>
       </w:r>
     </w:p>
     <w:p>
@@ -2212,7 +2212,20 @@
               <w:pStyle w:val="Compact"/>
             </w:pPr>
             <w:r>
-              <w:t xml:space="preserve">Shown on the Plug-ins tab. The version is also shown in the title bar and at the top right of the window.</w:t>
+              <w:t xml:space="preserve">Shown on the Plug-ins tab; the list shows the name followed by the version (for example</w:t>
+            </w:r>
+            <w:r>
+              <w:t xml:space="preserve"> </w:t>
+            </w:r>
+            <w:r>
+              <w:rPr>
+                <w:b/>
+                <w:bCs/>
+              </w:rPr>
+              <w:t xml:space="preserve">Example Plug-in 1.0.0 (library example_plugin)</w:t>
+            </w:r>
+            <w:r>
+              <w:t xml:space="preserve">). The version is also shown in the title bar and at the top right of the window.</w:t>
             </w:r>
           </w:p>
         </w:tc>
@@ -4559,7 +4572,17 @@
               <w:pStyle w:val="Compact"/>
             </w:pPr>
             <w:r>
-              <w:t xml:space="preserve">shown on the Plug-ins tab</w:t>
+              <w:t xml:space="preserve">shown on the Plug-ins tab; the list shows the name followed by the version, for example</w:t>
+            </w:r>
+            <w:r>
+              <w:t xml:space="preserve"> </w:t>
+            </w:r>
+            <w:r>
+              <w:rPr>
+                <w:b/>
+                <w:bCs/>
+              </w:rPr>
+              <w:t xml:space="preserve">DNG Converter (dnglab) 1.0.0 (program)</w:t>
             </w:r>
           </w:p>
         </w:tc>

--- a/docs/Plugin_Developer_Manual.docx
+++ b/docs/Plugin_Developer_Manual.docx
@@ -2333,7 +2333,7 @@
               <w:pStyle w:val="Compact"/>
             </w:pPr>
             <w:r>
-              <w:t xml:space="preserve">A reminder, shown centered in red under the fields.</w:t>
+              <w:t xml:space="preserve">A reminder, shown centered in dark red under the fields.</w:t>
             </w:r>
           </w:p>
         </w:tc>
@@ -2970,6 +2970,52 @@
             <w:r>
               <w:t xml:space="preserve">).</w:t>
             </w:r>
+            <w:r>
+              <w:t xml:space="preserve"> </w:t>
+            </w:r>
+            <w:r>
+              <w:rPr>
+                <w:rStyle w:val="VerbatimChar"/>
+              </w:rPr>
+              <w:t xml:space="preserve">edit</w:t>
+            </w:r>
+            <w:r>
+              <w:t xml:space="preserve"> </w:t>
+            </w:r>
+            <w:r>
+              <w:t xml:space="preserve">(choice and combo fields) = an</w:t>
+            </w:r>
+            <w:r>
+              <w:t xml:space="preserve"> </w:t>
+            </w:r>
+            <w:r>
+              <w:rPr>
+                <w:b/>
+                <w:bCs/>
+              </w:rPr>
+              <w:t xml:space="preserve">Edit list…</w:t>
+            </w:r>
+            <w:r>
+              <w:t xml:space="preserve"> </w:t>
+            </w:r>
+            <w:r>
+              <w:t xml:space="preserve">button next to the field lets the user edit the list (see below);</w:t>
+            </w:r>
+            <w:r>
+              <w:t xml:space="preserve"> </w:t>
+            </w:r>
+            <w:r>
+              <w:rPr>
+                <w:rStyle w:val="VerbatimChar"/>
+              </w:rPr>
+              <w:t xml:space="preserve">code=N</w:t>
+            </w:r>
+            <w:r>
+              <w:t xml:space="preserve"> </w:t>
+            </w:r>
+            <w:r>
+              <w:t xml:space="preserve">= in an edited list, codes have exactly N letters or digits (without it: 1 to 16).</w:t>
+            </w:r>
           </w:p>
         </w:tc>
       </w:tr>
@@ -2983,6 +3029,172 @@
           <w:b/>
           <w:bCs/>
         </w:rPr>
+        <w:t xml:space="preserve">Editable lists (flag</w:t>
+      </w:r>
+      <w:r>
+        <w:rPr>
+          <w:b/>
+          <w:bCs/>
+        </w:rPr>
+        <w:t xml:space="preserve"> </w:t>
+      </w:r>
+      <w:r>
+        <w:rPr>
+          <w:rStyle w:val="VerbatimChar"/>
+          <w:b/>
+          <w:bCs/>
+        </w:rPr>
+        <w:t xml:space="preserve">edit</w:t>
+      </w:r>
+      <w:r>
+        <w:rPr>
+          <w:b/>
+          <w:bCs/>
+        </w:rPr>
+        <w:t xml:space="preserve">):</w:t>
+      </w:r>
+      <w:r>
+        <w:t xml:space="preserve"> </w:t>
+      </w:r>
+      <w:r>
+        <w:rPr>
+          <w:b/>
+          <w:bCs/>
+        </w:rPr>
+        <w:t xml:space="preserve">Edit list…</w:t>
+      </w:r>
+      <w:r>
+        <w:t xml:space="preserve"> </w:t>
+      </w:r>
+      <w:r>
+        <w:t xml:space="preserve">opens a list editor in one window: each entry is a code (the stored value; letters A-Z and digits only, in capitals) and a short descriptor (up to 30 characters, without</w:t>
+      </w:r>
+      <w:r>
+        <w:t xml:space="preserve"> </w:t>
+      </w:r>
+      <w:r>
+        <w:rPr>
+          <w:rStyle w:val="VerbatimChar"/>
+        </w:rPr>
+        <w:t xml:space="preserve">, : | ; = { }</w:t>
+      </w:r>
+      <w:r>
+        <w:t xml:space="preserve">), with Add, Replace selected, Remove, Move up, Move down and Defaults (your own</w:t>
+      </w:r>
+      <w:r>
+        <w:t xml:space="preserve"> </w:t>
+      </w:r>
+      <w:r>
+        <w:rPr>
+          <w:rStyle w:val="VerbatimChar"/>
+        </w:rPr>
+        <w:t xml:space="preserve">entries</w:t>
+      </w:r>
+      <w:r>
+        <w:t xml:space="preserve">). The field then shows</w:t>
+      </w:r>
+      <w:r>
+        <w:t xml:space="preserve"> </w:t>
+      </w:r>
+      <w:r>
+        <w:rPr>
+          <w:rStyle w:val="VerbatimChar"/>
+        </w:rPr>
+        <w:t xml:space="preserve">CODE - Descriptor</w:t>
+      </w:r>
+      <w:r>
+        <w:t xml:space="preserve">. The edited list is stored with the values as</w:t>
+      </w:r>
+      <w:r>
+        <w:t xml:space="preserve"> </w:t>
+      </w:r>
+      <w:r>
+        <w:rPr>
+          <w:rStyle w:val="VerbatimChar"/>
+        </w:rPr>
+        <w:t xml:space="preserve">List.&lt;key&gt;=CODE:Descriptor,CODE:Descriptor</w:t>
+      </w:r>
+      <w:r>
+        <w:t xml:space="preserve"> </w:t>
+      </w:r>
+      <w:r>
+        <w:t xml:space="preserve">and is sent with every</w:t>
+      </w:r>
+      <w:r>
+        <w:t xml:space="preserve"> </w:t>
+      </w:r>
+      <w:r>
+        <w:rPr>
+          <w:rStyle w:val="VerbatimChar"/>
+        </w:rPr>
+        <w:t xml:space="preserve">pd_check</w:t>
+      </w:r>
+      <w:r>
+        <w:t xml:space="preserve"> </w:t>
+      </w:r>
+      <w:r>
+        <w:t xml:space="preserve">call and in every</w:t>
+      </w:r>
+      <w:r>
+        <w:t xml:space="preserve"> </w:t>
+      </w:r>
+      <w:r>
+        <w:rPr>
+          <w:rStyle w:val="VerbatimChar"/>
+        </w:rPr>
+        <w:t xml:space="preserve">pd_token</w:t>
+      </w:r>
+      <w:r>
+        <w:t xml:space="preserve"> </w:t>
+      </w:r>
+      <w:r>
+        <w:t xml:space="preserve">context, so check codes against it: when</w:t>
+      </w:r>
+      <w:r>
+        <w:t xml:space="preserve"> </w:t>
+      </w:r>
+      <w:r>
+        <w:rPr>
+          <w:rStyle w:val="VerbatimChar"/>
+        </w:rPr>
+        <w:t xml:space="preserve">List.&lt;key&gt;</w:t>
+      </w:r>
+      <w:r>
+        <w:t xml:space="preserve"> </w:t>
+      </w:r>
+      <w:r>
+        <w:t xml:space="preserve">is present, accept only its codes; when it is missing, your own entries are in use. A list equal to your own entries is not stored, so a newer version of the library can still change them. Older Photo Downloader versions ignore the flag.</w:t>
+      </w:r>
+    </w:p>
+    <w:p>
+      <w:pPr>
+        <w:pStyle w:val="BodyText"/>
+      </w:pPr>
+      <w:r>
+        <w:t xml:space="preserve">Example:</w:t>
+      </w:r>
+      <w:r>
+        <w:t xml:space="preserve"> </w:t>
+      </w:r>
+      <w:r>
+        <w:rPr>
+          <w:rStyle w:val="VerbatimChar"/>
+        </w:rPr>
+        <w:t xml:space="preserve">Field=Kind|choice|Mission type|SURV:SURV - Survey,CONS:CONS - Construction||edit,code=4</w:t>
+      </w:r>
+      <w:r>
+        <w:t xml:space="preserve">.</w:t>
+      </w:r>
+    </w:p>
+    <w:p>
+      <w:pPr>
+        <w:pStyle w:val="BodyText"/>
+      </w:pPr>
+      <w:r>
+        <w:rPr>
+          <w:b/>
+          <w:bCs/>
+        </w:rPr>
         <w:t xml:space="preserve">Destination folder:</w:t>
       </w:r>
       <w:r>
@@ -3086,7 +3298,22 @@
         <w:t xml:space="preserve">key=value</w:t>
       </w:r>
       <w:r>
-        <w:t xml:space="preserve">), plus details of the file:</w:t>
+        <w:t xml:space="preserve">, with</w:t>
+      </w:r>
+      <w:r>
+        <w:t xml:space="preserve"> </w:t>
+      </w:r>
+      <w:r>
+        <w:rPr>
+          <w:rStyle w:val="VerbatimChar"/>
+        </w:rPr>
+        <w:t xml:space="preserve">List.&lt;key&gt;=</w:t>
+      </w:r>
+      <w:r>
+        <w:t xml:space="preserve"> </w:t>
+      </w:r>
+      <w:r>
+        <w:t xml:space="preserve">lines for edited lists), plus details of the file:</w:t>
       </w:r>
     </w:p>
     <w:tbl>
@@ -3421,7 +3648,16 @@
         <w:pStyle w:val="FirstParagraph"/>
       </w:pPr>
       <w:r>
-        <w:t xml:space="preserve">Called on every change in the window with the current values, plus</w:t>
+        <w:t xml:space="preserve">Called on every change in the window with the current values, the edited lists (</w:t>
+      </w:r>
+      <w:r>
+        <w:rPr>
+          <w:rStyle w:val="VerbatimChar"/>
+        </w:rPr>
+        <w:t xml:space="preserve">List.&lt;key&gt;=</w:t>
+      </w:r>
+      <w:r>
+        <w:t xml:space="preserve">), plus</w:t>
       </w:r>
       <w:r>
         <w:t xml:space="preserve"> </w:t>
@@ -3526,7 +3762,7 @@
               <w:pStyle w:val="Compact"/>
             </w:pPr>
             <w:r>
-              <w:t xml:space="preserve">text shown in red; while it is not empty,</w:t>
+              <w:t xml:space="preserve">text shown in dark red; while it is not empty,</w:t>
             </w:r>
             <w:r>
               <w:t xml:space="preserve"> </w:t>
